--- a/output/docx/ru/BUFRCREX_CodeFlag_ru_13.docx
+++ b/output/docx/ru/BUFRCREX_CodeFlag_ru_13.docx
@@ -1285,7 +1285,7 @@
                 <w:b w:val="0"/>
                 <w:sz w:val="16"/>
               </w:rPr>
-              <w:t>Note 56: Дескриптор 0 25 009 исключен. Вместо него следует использовать дескриптор 0 25 029.</w:t>
+              <w:t>Note CF56: Внутренние воды включают реки, озера, заболоченные земли.</w:t>
             </w:r>
           </w:p>
         </w:tc>
